--- a/Volume 1/Chapter 09 - Memory Management/SPA_Vol1_Ch9_Lesson9_9a_Memory_Leaks_EXTENDED.docx
+++ b/Volume 1/Chapter 09 - Memory Management/SPA_Vol1_Ch9_Lesson9_9a_Memory_Leaks_EXTENDED.docx
@@ -543,6 +543,7 @@
         <w:pStyle w:val="ListBullet"/>
       </w:pPr>
       <w:r>
+        <w:lastRenderedPageBreak/>
         <w:t>The Production-Minded programs print those two lines, then run a leaking and a fixed version over 1000 requests each and print one count after each: Assembly allocations never freed, Rust request pairs never dropped, Erlang messages never received, Solidity storage entries never removed. Solidity also prints whether a search of its list costs more gas after the leak. These lines are each language's own, shown in its Check Your Results; the shared Required Output sections leave them out.</w:t>
       </w:r>
     </w:p>
@@ -944,7 +945,7 @@
         <w:keepNext/>
       </w:pPr>
       <w:r>
-        <w:t>[profile.default]</w:t>
+        <w:t>[profile.default]  # Remember, the settings forge uses by default.</w:t>
       </w:r>
     </w:p>
     <w:p>
@@ -1438,6 +1439,7 @@
         <w:pStyle w:val="SourceCode"/>
       </w:pPr>
       <w:r>
+        <w:lastRenderedPageBreak/>
         <w:t>; that holds the record's own copy of the server name.</w:t>
       </w:r>
     </w:p>
@@ -2173,15 +2175,15 @@
         <w:pStyle w:val="SourceCode"/>
       </w:pPr>
       <w:r>
-        <w:t xml:space="preserve">    ; Remember, div divides edx:eax, so clear edx first; the remainder</w:t>
-      </w:r>
-    </w:p>
-    <w:p>
-      <w:pPr>
-        <w:pStyle w:val="SourceCode"/>
-      </w:pPr>
-      <w:r>
-        <w:t xml:space="preserve">    ; is in edx (rdx) afterwards.</w:t>
+        <w:t xml:space="preserve">    ; Remember, div rcx divides rdx:rax, so clear rdx first (xor edx, edx</w:t>
+      </w:r>
+    </w:p>
+    <w:p>
+      <w:pPr>
+        <w:pStyle w:val="SourceCode"/>
+      </w:pPr>
+      <w:r>
+        <w:t xml:space="preserve">    ; clears all of rdx); the remainder is in rdx afterwards.</w:t>
       </w:r>
     </w:p>
     <w:p>
@@ -4140,15 +4142,15 @@
         <w:pStyle w:val="SourceCode"/>
       </w:pPr>
       <w:r>
-        <w:t xml:space="preserve">    ; Remember, div divides edx:eax, so clear edx first; the remainder</w:t>
-      </w:r>
-    </w:p>
-    <w:p>
-      <w:pPr>
-        <w:pStyle w:val="SourceCode"/>
-      </w:pPr>
-      <w:r>
-        <w:t xml:space="preserve">    ; is in edx (rdx) afterwards.</w:t>
+        <w:t xml:space="preserve">    ; Remember, div rcx divides rdx:rax, so clear rdx first (xor edx, edx</w:t>
+      </w:r>
+    </w:p>
+    <w:p>
+      <w:pPr>
+        <w:pStyle w:val="SourceCode"/>
+      </w:pPr>
+      <w:r>
+        <w:t xml:space="preserve">    ; clears all of rdx); the remainder is in rdx afterwards.</w:t>
       </w:r>
     </w:p>
     <w:p>
@@ -5161,7 +5163,6 @@
     <w:p>
       <w:pPr>
         <w:pStyle w:val="SourceCode"/>
-        <w:keepNext/>
       </w:pPr>
       <w:r>
         <w:t xml:space="preserve">    pop r12</w:t>
@@ -5170,7 +5171,6 @@
     <w:p>
       <w:pPr>
         <w:pStyle w:val="SourceCode"/>
-        <w:keepNext/>
       </w:pPr>
       <w:r>
         <w:t xml:space="preserve">    pop rbx</w:t>
@@ -5179,6 +5179,7 @@
     <w:p>
       <w:pPr>
         <w:pStyle w:val="SourceCode"/>
+        <w:keepNext/>
       </w:pPr>
       <w:r>
         <w:t xml:space="preserve">    ret</w:t>
@@ -5186,6 +5187,29 @@
     </w:p>
     <w:p>
       <w:pPr>
+        <w:pStyle w:val="SourceCode"/>
+        <w:keepNext/>
+      </w:pPr>
+    </w:p>
+    <w:p>
+      <w:pPr>
+        <w:pStyle w:val="SourceCode"/>
+        <w:keepNext/>
+      </w:pPr>
+      <w:r>
+        <w:t>; Marks the stack as not executable, which current Linux linkers expect.</w:t>
+      </w:r>
+    </w:p>
+    <w:p>
+      <w:pPr>
+        <w:pStyle w:val="SourceCode"/>
+      </w:pPr>
+      <w:r>
+        <w:t>section .note.GNU-stack noalloc noexec nowrite progbits</w:t>
+      </w:r>
+    </w:p>
+    <w:p>
+      <w:pPr>
         <w:keepNext/>
       </w:pPr>
     </w:p>
@@ -10648,7 +10672,6 @@
     <w:p>
       <w:pPr>
         <w:pStyle w:val="SourceCode"/>
-        <w:keepNext/>
       </w:pPr>
       <w:r>
         <w:t xml:space="preserve">    pop r12</w:t>
@@ -10657,7 +10680,6 @@
     <w:p>
       <w:pPr>
         <w:pStyle w:val="SourceCode"/>
-        <w:keepNext/>
       </w:pPr>
       <w:r>
         <w:t xml:space="preserve">    pop rbx</w:t>
@@ -10666,6 +10688,7 @@
     <w:p>
       <w:pPr>
         <w:pStyle w:val="SourceCode"/>
+        <w:keepNext/>
       </w:pPr>
       <w:r>
         <w:t xml:space="preserve">    ret</w:t>
@@ -10673,6 +10696,29 @@
     </w:p>
     <w:p>
       <w:pPr>
+        <w:pStyle w:val="SourceCode"/>
+        <w:keepNext/>
+      </w:pPr>
+    </w:p>
+    <w:p>
+      <w:pPr>
+        <w:pStyle w:val="SourceCode"/>
+        <w:keepNext/>
+      </w:pPr>
+      <w:r>
+        <w:t>; Marks the stack as not executable, which current Linux linkers expect.</w:t>
+      </w:r>
+    </w:p>
+    <w:p>
+      <w:pPr>
+        <w:pStyle w:val="SourceCode"/>
+      </w:pPr>
+      <w:r>
+        <w:t>section .note.GNU-stack noalloc noexec nowrite progbits</w:t>
+      </w:r>
+    </w:p>
+    <w:p>
+      <w:pPr>
         <w:keepNext/>
       </w:pPr>
     </w:p>
@@ -10915,7 +10961,7 @@
         <w:pStyle w:val="ListBullet"/>
       </w:pPr>
       <w:r>
-        <w:t>Tools that watch every allocation and free find lost blocks for you: valgrind (Volume 1, Chapter 11, Lesson 11.3: valgrind) and AddressSanitizer (Volume 1, Chapter 11, Lesson 11.4: AddressSanitizer). Both work on C programs. On Linux, valgrind and AddressSanitizer's leak check also work on Assembly programs linked with the C library, because they watch malloc and free; AddressSanitizer does not check the Assembly's own reads and writes.</w:t>
+        <w:t>Tools that watch every allocation and free find lost blocks for you: valgrind (Volume 1, Chapter 11, Lesson 11.3a: valgrind EXTENDED) and AddressSanitizer (Volume 1, Chapter 11, Lesson 11.4a: AddressSanitizer EXTENDED). Both work on C programs. On Linux, valgrind and AddressSanitizer's leak check also work on Assembly programs linked with the C library, because they watch malloc and free; AddressSanitizer does not check the Assembly's own reads and writes.</w:t>
       </w:r>
     </w:p>
     <w:p>
@@ -10923,7 +10969,7 @@
         <w:pStyle w:val="ListBullet"/>
       </w:pPr>
       <w:r>
-        <w:t>all_records is sized for this run's 1000 requests. A real growing list has no fixed size: it grows by asking for a bigger block as it fills (Volume 1, Chapter 10, Lesson 10.2: Dynamic Arrays), and an unbounded one grows until HeapAlloc returns 0.</w:t>
+        <w:t>all_records is sized for this run's 1000 requests. A real growing list has no fixed size: it grows by asking for a bigger block as it fills (Volume 1, Chapter 10, Lesson 10.2a: Dynamic Arrays EXTENDED), and an unbounded one grows until HeapAlloc returns 0.</w:t>
       </w:r>
     </w:p>
     <w:p>
@@ -19067,31 +19113,31 @@
       </w:rPr>
     </w:lvl>
   </w:abstractNum>
-  <w:num w:numId="1" w16cid:durableId="1365867701">
+  <w:num w:numId="1" w16cid:durableId="938103902">
     <w:abstractNumId w:val="8"/>
   </w:num>
-  <w:num w:numId="2" w16cid:durableId="737167121">
+  <w:num w:numId="2" w16cid:durableId="1892885171">
     <w:abstractNumId w:val="6"/>
   </w:num>
-  <w:num w:numId="3" w16cid:durableId="861361248">
+  <w:num w:numId="3" w16cid:durableId="1337535866">
     <w:abstractNumId w:val="5"/>
   </w:num>
-  <w:num w:numId="4" w16cid:durableId="1177619712">
+  <w:num w:numId="4" w16cid:durableId="1317763262">
     <w:abstractNumId w:val="4"/>
   </w:num>
-  <w:num w:numId="5" w16cid:durableId="1481119608">
+  <w:num w:numId="5" w16cid:durableId="546570389">
     <w:abstractNumId w:val="7"/>
   </w:num>
-  <w:num w:numId="6" w16cid:durableId="76556904">
+  <w:num w:numId="6" w16cid:durableId="139467070">
     <w:abstractNumId w:val="3"/>
   </w:num>
-  <w:num w:numId="7" w16cid:durableId="487523894">
+  <w:num w:numId="7" w16cid:durableId="427232904">
     <w:abstractNumId w:val="2"/>
   </w:num>
-  <w:num w:numId="8" w16cid:durableId="1538812063">
+  <w:num w:numId="8" w16cid:durableId="881097998">
     <w:abstractNumId w:val="1"/>
   </w:num>
-  <w:num w:numId="9" w16cid:durableId="1739085928">
+  <w:num w:numId="9" w16cid:durableId="906261215">
     <w:abstractNumId w:val="0"/>
   </w:num>
 </w:numbering>
